--- a/15数据分析/lesson9_1/题目.docx
+++ b/15数据分析/lesson9_1/题目.docx
@@ -77,6 +77,74 @@
     </w:p>
     <w:p>
       <w:pPr>
+        <w:ind w:left="360"/>
+        <w:rPr>
+          <w:rFonts w:ascii="宋体" w:eastAsia="宋体" w:hAnsi="宋体"/>
+          <w:sz w:val="24"/>
+          <w:szCs w:val="24"/>
+        </w:rPr>
+      </w:pPr>
+      <w:r>
+        <w:rPr>
+          <w:rFonts w:ascii="宋体" w:eastAsia="宋体" w:hAnsi="宋体"/>
+          <w:sz w:val="24"/>
+          <w:szCs w:val="24"/>
+        </w:rPr>
+        <w:t>S</w:t>
+      </w:r>
+      <w:r>
+        <w:rPr>
+          <w:rFonts w:ascii="宋体" w:eastAsia="宋体" w:hAnsi="宋体" w:hint="eastAsia"/>
+          <w:sz w:val="24"/>
+          <w:szCs w:val="24"/>
+        </w:rPr>
+        <w:t xml:space="preserve">1 = </w:t>
+      </w:r>
+      <w:r>
+        <w:rPr>
+          <w:rFonts w:ascii="宋体" w:eastAsia="宋体" w:hAnsi="宋体"/>
+          <w:sz w:val="24"/>
+          <w:szCs w:val="24"/>
+        </w:rPr>
+        <w:t>P</w:t>
+      </w:r>
+      <w:r>
+        <w:rPr>
+          <w:rFonts w:ascii="宋体" w:eastAsia="宋体" w:hAnsi="宋体" w:hint="eastAsia"/>
+          <w:sz w:val="24"/>
+          <w:szCs w:val="24"/>
+        </w:rPr>
+        <w:t>d.read()</w:t>
+      </w:r>
+    </w:p>
+    <w:p>
+      <w:pPr>
+        <w:ind w:left="360"/>
+        <w:rPr>
+          <w:rFonts w:ascii="宋体" w:eastAsia="宋体" w:hAnsi="宋体" w:hint="eastAsia"/>
+          <w:sz w:val="24"/>
+          <w:szCs w:val="24"/>
+        </w:rPr>
+      </w:pPr>
+      <w:r>
+        <w:rPr>
+          <w:rFonts w:ascii="宋体" w:eastAsia="宋体" w:hAnsi="宋体"/>
+          <w:sz w:val="24"/>
+          <w:szCs w:val="24"/>
+        </w:rPr>
+        <w:t>S</w:t>
+      </w:r>
+      <w:r>
+        <w:rPr>
+          <w:rFonts w:ascii="宋体" w:eastAsia="宋体" w:hAnsi="宋体" w:hint="eastAsia"/>
+          <w:sz w:val="24"/>
+          <w:szCs w:val="24"/>
+        </w:rPr>
+        <w:t>1.dropna(how =‘all‘)</w:t>
+      </w:r>
+    </w:p>
+    <w:p>
+      <w:pPr>
         <w:numPr>
           <w:ilvl w:val="0"/>
           <w:numId w:val="1"/>
@@ -132,43 +200,7 @@
           <w:sz w:val="24"/>
           <w:szCs w:val="24"/>
         </w:rPr>
-        <w:t>将 'nan'、'None'、'无' 统一替换为</w:t>
-      </w:r>
-      <w:proofErr w:type="gramStart"/>
-      <w:r>
-        <w:rPr>
-          <w:rFonts w:ascii="宋体" w:eastAsia="宋体" w:hAnsi="宋体"/>
-          <w:sz w:val="24"/>
-          <w:szCs w:val="24"/>
-        </w:rPr>
-        <w:t>缺失值</w:t>
-      </w:r>
-      <w:proofErr w:type="gramEnd"/>
-      <w:r>
-        <w:rPr>
-          <w:rFonts w:ascii="宋体" w:eastAsia="宋体" w:hAnsi="宋体"/>
-          <w:sz w:val="24"/>
-          <w:szCs w:val="24"/>
-        </w:rPr>
-        <w:t xml:space="preserve"> </w:t>
-      </w:r>
-      <w:proofErr w:type="spellStart"/>
-      <w:r>
-        <w:rPr>
-          <w:rFonts w:ascii="宋体" w:eastAsia="宋体" w:hAnsi="宋体"/>
-          <w:sz w:val="24"/>
-          <w:szCs w:val="24"/>
-        </w:rPr>
-        <w:t>NaN</w:t>
-      </w:r>
-      <w:proofErr w:type="spellEnd"/>
-      <w:r>
-        <w:rPr>
-          <w:rFonts w:ascii="宋体" w:eastAsia="宋体" w:hAnsi="宋体"/>
-          <w:sz w:val="24"/>
-          <w:szCs w:val="24"/>
-        </w:rPr>
-        <w:t>。</w:t>
+        <w:t>将 'nan'、'None'、'无' 统一替换为缺失值 NaN。</w:t>
       </w:r>
     </w:p>
     <w:p>
@@ -213,7 +245,7 @@
     <w:p>
       <w:pPr>
         <w:rPr>
-          <w:rFonts w:ascii="宋体" w:eastAsia="宋体" w:hAnsi="宋体" w:hint="eastAsia"/>
+          <w:rFonts w:ascii="宋体" w:eastAsia="宋体" w:hAnsi="宋体"/>
           <w:sz w:val="24"/>
           <w:szCs w:val="24"/>
         </w:rPr>
@@ -452,7 +484,7 @@
     <w:p>
       <w:pPr>
         <w:rPr>
-          <w:rFonts w:ascii="宋体" w:eastAsia="宋体" w:hAnsi="宋体" w:hint="eastAsia"/>
+          <w:rFonts w:ascii="宋体" w:eastAsia="宋体" w:hAnsi="宋体"/>
           <w:sz w:val="24"/>
           <w:szCs w:val="24"/>
         </w:rPr>
@@ -1016,25 +1048,7 @@
           <w:sz w:val="24"/>
           <w:szCs w:val="24"/>
         </w:rPr>
-        <w:t>将「商品类别」中的 “零食”“ 零食” 等不规范</w:t>
-      </w:r>
-      <w:proofErr w:type="gramStart"/>
-      <w:r>
-        <w:rPr>
-          <w:rFonts w:ascii="宋体" w:eastAsia="宋体" w:hAnsi="宋体"/>
-          <w:sz w:val="24"/>
-          <w:szCs w:val="24"/>
-        </w:rPr>
-        <w:t>值统一</w:t>
-      </w:r>
-      <w:proofErr w:type="gramEnd"/>
-      <w:r>
-        <w:rPr>
-          <w:rFonts w:ascii="宋体" w:eastAsia="宋体" w:hAnsi="宋体"/>
-          <w:sz w:val="24"/>
-          <w:szCs w:val="24"/>
-        </w:rPr>
-        <w:t>为 “零食”，同理规整所有类别。</w:t>
+        <w:t>将「商品类别」中的 “零食”“ 零食” 等不规范值统一为 “零食”，同理规整所有类别。</w:t>
       </w:r>
     </w:p>
     <w:p>
@@ -1133,6 +1147,7 @@
           <w:sz w:val="24"/>
           <w:szCs w:val="24"/>
         </w:rPr>
+        <w:lastRenderedPageBreak/>
         <w:t>销售额：总金额、均值、最大值、最小值</w:t>
       </w:r>
     </w:p>
@@ -1175,7 +1190,6 @@
           <w:sz w:val="24"/>
           <w:szCs w:val="24"/>
         </w:rPr>
-        <w:lastRenderedPageBreak/>
         <w:t>订单数：计数</w:t>
       </w:r>
     </w:p>
@@ -1424,7 +1438,6 @@
         </w:rPr>
         <w:t>再 unstack 恢复，并计算每个省份</w:t>
       </w:r>
-      <w:proofErr w:type="gramStart"/>
       <w:r>
         <w:rPr>
           <w:rFonts w:ascii="宋体" w:eastAsia="宋体" w:hAnsi="宋体"/>
@@ -1433,9 +1446,97 @@
           <w:sz w:val="24"/>
           <w:szCs w:val="24"/>
         </w:rPr>
-        <w:t>季度环</w:t>
-      </w:r>
-      <w:proofErr w:type="gramEnd"/>
+        <w:t>季度环比增长率</w:t>
+      </w:r>
+      <w:r>
+        <w:rPr>
+          <w:rFonts w:ascii="宋体" w:eastAsia="宋体" w:hAnsi="宋体"/>
+          <w:sz w:val="24"/>
+          <w:szCs w:val="24"/>
+        </w:rPr>
+        <w:t>。</w:t>
+      </w:r>
+    </w:p>
+    <w:p>
+      <w:pPr>
+        <w:numPr>
+          <w:ilvl w:val="0"/>
+          <w:numId w:val="7"/>
+        </w:numPr>
+        <w:rPr>
+          <w:rFonts w:ascii="宋体" w:eastAsia="宋体" w:hAnsi="宋体"/>
+          <w:sz w:val="24"/>
+          <w:szCs w:val="24"/>
+        </w:rPr>
+      </w:pPr>
+      <w:r>
+        <w:rPr>
+          <w:rFonts w:ascii="宋体" w:eastAsia="宋体" w:hAnsi="宋体"/>
+          <w:sz w:val="24"/>
+          <w:szCs w:val="24"/>
+        </w:rPr>
+        <w:t>缺失的环比值填 0。</w:t>
+      </w:r>
+    </w:p>
+    <w:p>
+      <w:pPr>
+        <w:rPr>
+          <w:rFonts w:ascii="宋体" w:eastAsia="宋体" w:hAnsi="宋体"/>
+          <w:sz w:val="24"/>
+          <w:szCs w:val="24"/>
+        </w:rPr>
+      </w:pPr>
+    </w:p>
+    <w:p>
+      <w:pPr>
+        <w:rPr>
+          <w:rFonts w:ascii="宋体" w:eastAsia="宋体" w:hAnsi="宋体"/>
+          <w:sz w:val="24"/>
+          <w:szCs w:val="24"/>
+        </w:rPr>
+      </w:pPr>
+      <w:r>
+        <w:rPr>
+          <w:rFonts w:ascii="宋体" w:eastAsia="宋体" w:hAnsi="宋体"/>
+          <w:sz w:val="24"/>
+          <w:szCs w:val="24"/>
+        </w:rPr>
+        <w:t>题目 8：条件筛选 + 布尔索引（复杂逻辑）</w:t>
+      </w:r>
+    </w:p>
+    <w:p>
+      <w:pPr>
+        <w:rPr>
+          <w:rFonts w:ascii="宋体" w:eastAsia="宋体" w:hAnsi="宋体"/>
+          <w:sz w:val="24"/>
+          <w:szCs w:val="24"/>
+        </w:rPr>
+      </w:pPr>
+      <w:r>
+        <w:rPr>
+          <w:rFonts w:ascii="宋体" w:eastAsia="宋体" w:hAnsi="宋体"/>
+          <w:sz w:val="24"/>
+          <w:szCs w:val="24"/>
+        </w:rPr>
+        <w:t>要求：</w:t>
+      </w:r>
+    </w:p>
+    <w:p>
+      <w:pPr>
+        <w:rPr>
+          <w:rFonts w:ascii="宋体" w:eastAsia="宋体" w:hAnsi="宋体"/>
+          <w:sz w:val="24"/>
+          <w:szCs w:val="24"/>
+        </w:rPr>
+      </w:pPr>
+      <w:r>
+        <w:rPr>
+          <w:rFonts w:ascii="宋体" w:eastAsia="宋体" w:hAnsi="宋体"/>
+          <w:sz w:val="24"/>
+          <w:szCs w:val="24"/>
+        </w:rPr>
+        <w:t>筛选出满足</w:t>
+      </w:r>
       <w:r>
         <w:rPr>
           <w:rFonts w:ascii="宋体" w:eastAsia="宋体" w:hAnsi="宋体"/>
@@ -1444,62 +1545,162 @@
           <w:sz w:val="24"/>
           <w:szCs w:val="24"/>
         </w:rPr>
-        <w:t>比增长率</w:t>
-      </w:r>
-      <w:r>
-        <w:rPr>
-          <w:rFonts w:ascii="宋体" w:eastAsia="宋体" w:hAnsi="宋体"/>
-          <w:sz w:val="24"/>
-          <w:szCs w:val="24"/>
-        </w:rPr>
-        <w:t>。</w:t>
+        <w:t>全部以下条件</w:t>
+      </w:r>
+      <w:r>
+        <w:rPr>
+          <w:rFonts w:ascii="宋体" w:eastAsia="宋体" w:hAnsi="宋体"/>
+          <w:sz w:val="24"/>
+          <w:szCs w:val="24"/>
+        </w:rPr>
+        <w:t>的数据：</w:t>
       </w:r>
     </w:p>
     <w:p>
       <w:pPr>
         <w:numPr>
           <w:ilvl w:val="0"/>
-          <w:numId w:val="7"/>
-        </w:numPr>
-        <w:rPr>
-          <w:rFonts w:ascii="宋体" w:eastAsia="宋体" w:hAnsi="宋体"/>
-          <w:sz w:val="24"/>
-          <w:szCs w:val="24"/>
-        </w:rPr>
-      </w:pPr>
-      <w:r>
-        <w:rPr>
-          <w:rFonts w:ascii="宋体" w:eastAsia="宋体" w:hAnsi="宋体"/>
-          <w:sz w:val="24"/>
-          <w:szCs w:val="24"/>
-        </w:rPr>
-        <w:t>缺失的环比值填 0。</w:t>
-      </w:r>
-    </w:p>
-    <w:p>
-      <w:pPr>
-        <w:rPr>
-          <w:rFonts w:ascii="宋体" w:eastAsia="宋体" w:hAnsi="宋体"/>
-          <w:sz w:val="24"/>
-          <w:szCs w:val="24"/>
-        </w:rPr>
-      </w:pPr>
-    </w:p>
-    <w:p>
-      <w:pPr>
-        <w:rPr>
-          <w:rFonts w:ascii="宋体" w:eastAsia="宋体" w:hAnsi="宋体"/>
-          <w:sz w:val="24"/>
-          <w:szCs w:val="24"/>
-        </w:rPr>
-      </w:pPr>
-      <w:r>
-        <w:rPr>
-          <w:rFonts w:ascii="宋体" w:eastAsia="宋体" w:hAnsi="宋体"/>
-          <w:sz w:val="24"/>
-          <w:szCs w:val="24"/>
-        </w:rPr>
-        <w:t>题目 8：条件筛选 + 布尔索引（复杂逻辑）</w:t>
+          <w:numId w:val="8"/>
+        </w:numPr>
+        <w:rPr>
+          <w:rFonts w:ascii="宋体" w:eastAsia="宋体" w:hAnsi="宋体"/>
+          <w:sz w:val="24"/>
+          <w:szCs w:val="24"/>
+        </w:rPr>
+      </w:pPr>
+      <w:r>
+        <w:rPr>
+          <w:rFonts w:ascii="宋体" w:eastAsia="宋体" w:hAnsi="宋体"/>
+          <w:sz w:val="24"/>
+          <w:szCs w:val="24"/>
+        </w:rPr>
+        <w:t>福建省或广东省</w:t>
+      </w:r>
+    </w:p>
+    <w:p>
+      <w:pPr>
+        <w:numPr>
+          <w:ilvl w:val="0"/>
+          <w:numId w:val="8"/>
+        </w:numPr>
+        <w:rPr>
+          <w:rFonts w:ascii="宋体" w:eastAsia="宋体" w:hAnsi="宋体"/>
+          <w:sz w:val="24"/>
+          <w:szCs w:val="24"/>
+        </w:rPr>
+      </w:pPr>
+      <w:r>
+        <w:rPr>
+          <w:rFonts w:ascii="宋体" w:eastAsia="宋体" w:hAnsi="宋体"/>
+          <w:sz w:val="24"/>
+          <w:szCs w:val="24"/>
+        </w:rPr>
+        <w:t>季度为 2 季度或 3 季度</w:t>
+      </w:r>
+    </w:p>
+    <w:p>
+      <w:pPr>
+        <w:numPr>
+          <w:ilvl w:val="0"/>
+          <w:numId w:val="8"/>
+        </w:numPr>
+        <w:rPr>
+          <w:rFonts w:ascii="宋体" w:eastAsia="宋体" w:hAnsi="宋体"/>
+          <w:sz w:val="24"/>
+          <w:szCs w:val="24"/>
+        </w:rPr>
+      </w:pPr>
+      <w:r>
+        <w:rPr>
+          <w:rFonts w:ascii="宋体" w:eastAsia="宋体" w:hAnsi="宋体"/>
+          <w:sz w:val="24"/>
+          <w:szCs w:val="24"/>
+        </w:rPr>
+        <w:t>商品类别为 “零食” 或 “生鲜”</w:t>
+      </w:r>
+    </w:p>
+    <w:p>
+      <w:pPr>
+        <w:numPr>
+          <w:ilvl w:val="0"/>
+          <w:numId w:val="8"/>
+        </w:numPr>
+        <w:rPr>
+          <w:rFonts w:ascii="宋体" w:eastAsia="宋体" w:hAnsi="宋体"/>
+          <w:sz w:val="24"/>
+          <w:szCs w:val="24"/>
+        </w:rPr>
+      </w:pPr>
+      <w:r>
+        <w:rPr>
+          <w:rFonts w:ascii="宋体" w:eastAsia="宋体" w:hAnsi="宋体"/>
+          <w:sz w:val="24"/>
+          <w:szCs w:val="24"/>
+        </w:rPr>
+        <w:t>销售额 &gt; 该城市平均销售额</w:t>
+      </w:r>
+    </w:p>
+    <w:p>
+      <w:pPr>
+        <w:numPr>
+          <w:ilvl w:val="0"/>
+          <w:numId w:val="8"/>
+        </w:numPr>
+        <w:rPr>
+          <w:rFonts w:ascii="宋体" w:eastAsia="宋体" w:hAnsi="宋体"/>
+          <w:sz w:val="24"/>
+          <w:szCs w:val="24"/>
+        </w:rPr>
+      </w:pPr>
+      <w:r>
+        <w:rPr>
+          <w:rFonts w:ascii="宋体" w:eastAsia="宋体" w:hAnsi="宋体"/>
+          <w:sz w:val="24"/>
+          <w:szCs w:val="24"/>
+        </w:rPr>
+        <w:t>销量 &gt; 该类别中位数销量</w:t>
+      </w:r>
+    </w:p>
+    <w:p>
+      <w:pPr>
+        <w:rPr>
+          <w:rFonts w:ascii="宋体" w:eastAsia="宋体" w:hAnsi="宋体"/>
+          <w:sz w:val="24"/>
+          <w:szCs w:val="24"/>
+        </w:rPr>
+      </w:pPr>
+    </w:p>
+    <w:p>
+      <w:pPr>
+        <w:rPr>
+          <w:rFonts w:ascii="宋体" w:eastAsia="宋体" w:hAnsi="宋体"/>
+          <w:sz w:val="24"/>
+          <w:szCs w:val="24"/>
+        </w:rPr>
+      </w:pPr>
+      <w:r>
+        <w:rPr>
+          <w:rFonts w:ascii="宋体" w:eastAsia="宋体" w:hAnsi="宋体"/>
+          <w:sz w:val="24"/>
+          <w:szCs w:val="24"/>
+        </w:rPr>
+        <w:t xml:space="preserve">题目 9：数据规整（宽表 </w:t>
+      </w:r>
+      <w:r>
+        <w:rPr>
+          <w:rFonts w:ascii="Times New Roman" w:eastAsia="宋体" w:hAnsi="Times New Roman" w:cs="Times New Roman"/>
+          <w:sz w:val="24"/>
+          <w:szCs w:val="24"/>
+        </w:rPr>
+        <w:t>↔</w:t>
+      </w:r>
+      <w:r>
+        <w:rPr>
+          <w:rFonts w:ascii="宋体" w:eastAsia="宋体" w:hAnsi="宋体"/>
+          <w:sz w:val="24"/>
+          <w:szCs w:val="24"/>
+        </w:rPr>
+        <w:t xml:space="preserve"> 长表 互转 + 合并）</w:t>
       </w:r>
     </w:p>
     <w:p>
@@ -1521,19 +1722,107 @@
     </w:p>
     <w:p>
       <w:pPr>
-        <w:rPr>
-          <w:rFonts w:ascii="宋体" w:eastAsia="宋体" w:hAnsi="宋体"/>
-          <w:sz w:val="24"/>
-          <w:szCs w:val="24"/>
-        </w:rPr>
-      </w:pPr>
-      <w:r>
-        <w:rPr>
-          <w:rFonts w:ascii="宋体" w:eastAsia="宋体" w:hAnsi="宋体"/>
-          <w:sz w:val="24"/>
-          <w:szCs w:val="24"/>
-        </w:rPr>
-        <w:t>筛选出满足</w:t>
+        <w:numPr>
+          <w:ilvl w:val="0"/>
+          <w:numId w:val="9"/>
+        </w:numPr>
+        <w:rPr>
+          <w:rFonts w:ascii="宋体" w:eastAsia="宋体" w:hAnsi="宋体"/>
+          <w:sz w:val="24"/>
+          <w:szCs w:val="24"/>
+        </w:rPr>
+      </w:pPr>
+      <w:r>
+        <w:rPr>
+          <w:rFonts w:ascii="宋体" w:eastAsia="宋体" w:hAnsi="宋体"/>
+          <w:sz w:val="24"/>
+          <w:szCs w:val="24"/>
+        </w:rPr>
+        <w:t>构建一个宽表：</w:t>
+      </w:r>
+    </w:p>
+    <w:p>
+      <w:pPr>
+        <w:numPr>
+          <w:ilvl w:val="1"/>
+          <w:numId w:val="9"/>
+        </w:numPr>
+        <w:rPr>
+          <w:rFonts w:ascii="宋体" w:eastAsia="宋体" w:hAnsi="宋体"/>
+          <w:sz w:val="24"/>
+          <w:szCs w:val="24"/>
+        </w:rPr>
+      </w:pPr>
+      <w:r>
+        <w:rPr>
+          <w:rFonts w:ascii="宋体" w:eastAsia="宋体" w:hAnsi="宋体"/>
+          <w:sz w:val="24"/>
+          <w:szCs w:val="24"/>
+        </w:rPr>
+        <w:t>行：省份</w:t>
+      </w:r>
+    </w:p>
+    <w:p>
+      <w:pPr>
+        <w:numPr>
+          <w:ilvl w:val="1"/>
+          <w:numId w:val="9"/>
+        </w:numPr>
+        <w:rPr>
+          <w:rFonts w:ascii="宋体" w:eastAsia="宋体" w:hAnsi="宋体"/>
+          <w:sz w:val="24"/>
+          <w:szCs w:val="24"/>
+        </w:rPr>
+      </w:pPr>
+      <w:r>
+        <w:rPr>
+          <w:rFonts w:ascii="宋体" w:eastAsia="宋体" w:hAnsi="宋体"/>
+          <w:sz w:val="24"/>
+          <w:szCs w:val="24"/>
+        </w:rPr>
+        <w:t>列：月份</w:t>
+      </w:r>
+    </w:p>
+    <w:p>
+      <w:pPr>
+        <w:numPr>
+          <w:ilvl w:val="1"/>
+          <w:numId w:val="9"/>
+        </w:numPr>
+        <w:rPr>
+          <w:rFonts w:ascii="宋体" w:eastAsia="宋体" w:hAnsi="宋体"/>
+          <w:sz w:val="24"/>
+          <w:szCs w:val="24"/>
+        </w:rPr>
+      </w:pPr>
+      <w:r>
+        <w:rPr>
+          <w:rFonts w:ascii="宋体" w:eastAsia="宋体" w:hAnsi="宋体"/>
+          <w:sz w:val="24"/>
+          <w:szCs w:val="24"/>
+        </w:rPr>
+        <w:t>值：销售额总和</w:t>
+      </w:r>
+    </w:p>
+    <w:p>
+      <w:pPr>
+        <w:numPr>
+          <w:ilvl w:val="0"/>
+          <w:numId w:val="9"/>
+        </w:numPr>
+        <w:rPr>
+          <w:rFonts w:ascii="宋体" w:eastAsia="宋体" w:hAnsi="宋体"/>
+          <w:sz w:val="24"/>
+          <w:szCs w:val="24"/>
+        </w:rPr>
+      </w:pPr>
+      <w:r>
+        <w:rPr>
+          <w:rFonts w:ascii="宋体" w:eastAsia="宋体" w:hAnsi="宋体"/>
+          <w:sz w:val="24"/>
+          <w:szCs w:val="24"/>
+        </w:rPr>
+        <w:t>将宽表转为</w:t>
       </w:r>
       <w:r>
         <w:rPr>
@@ -1543,215 +1832,15 @@
           <w:sz w:val="24"/>
           <w:szCs w:val="24"/>
         </w:rPr>
-        <w:t>全部以下条件</w:t>
-      </w:r>
-      <w:r>
-        <w:rPr>
-          <w:rFonts w:ascii="宋体" w:eastAsia="宋体" w:hAnsi="宋体"/>
-          <w:sz w:val="24"/>
-          <w:szCs w:val="24"/>
-        </w:rPr>
-        <w:t>的数据：</w:t>
-      </w:r>
-    </w:p>
-    <w:p>
-      <w:pPr>
-        <w:numPr>
-          <w:ilvl w:val="0"/>
-          <w:numId w:val="8"/>
-        </w:numPr>
-        <w:rPr>
-          <w:rFonts w:ascii="宋体" w:eastAsia="宋体" w:hAnsi="宋体"/>
-          <w:sz w:val="24"/>
-          <w:szCs w:val="24"/>
-        </w:rPr>
-      </w:pPr>
-      <w:r>
-        <w:rPr>
-          <w:rFonts w:ascii="宋体" w:eastAsia="宋体" w:hAnsi="宋体"/>
-          <w:sz w:val="24"/>
-          <w:szCs w:val="24"/>
-        </w:rPr>
-        <w:t>福建省或广东省</w:t>
-      </w:r>
-    </w:p>
-    <w:p>
-      <w:pPr>
-        <w:numPr>
-          <w:ilvl w:val="0"/>
-          <w:numId w:val="8"/>
-        </w:numPr>
-        <w:rPr>
-          <w:rFonts w:ascii="宋体" w:eastAsia="宋体" w:hAnsi="宋体"/>
-          <w:sz w:val="24"/>
-          <w:szCs w:val="24"/>
-        </w:rPr>
-      </w:pPr>
-      <w:r>
-        <w:rPr>
-          <w:rFonts w:ascii="宋体" w:eastAsia="宋体" w:hAnsi="宋体"/>
-          <w:sz w:val="24"/>
-          <w:szCs w:val="24"/>
-        </w:rPr>
-        <w:t>季度为 2 季度或 3 季度</w:t>
-      </w:r>
-    </w:p>
-    <w:p>
-      <w:pPr>
-        <w:numPr>
-          <w:ilvl w:val="0"/>
-          <w:numId w:val="8"/>
-        </w:numPr>
-        <w:rPr>
-          <w:rFonts w:ascii="宋体" w:eastAsia="宋体" w:hAnsi="宋体"/>
-          <w:sz w:val="24"/>
-          <w:szCs w:val="24"/>
-        </w:rPr>
-      </w:pPr>
-      <w:r>
-        <w:rPr>
-          <w:rFonts w:ascii="宋体" w:eastAsia="宋体" w:hAnsi="宋体"/>
-          <w:sz w:val="24"/>
-          <w:szCs w:val="24"/>
-        </w:rPr>
-        <w:t>商品类别为 “零食” 或 “生鲜”</w:t>
-      </w:r>
-    </w:p>
-    <w:p>
-      <w:pPr>
-        <w:numPr>
-          <w:ilvl w:val="0"/>
-          <w:numId w:val="8"/>
-        </w:numPr>
-        <w:rPr>
-          <w:rFonts w:ascii="宋体" w:eastAsia="宋体" w:hAnsi="宋体"/>
-          <w:sz w:val="24"/>
-          <w:szCs w:val="24"/>
-        </w:rPr>
-      </w:pPr>
-      <w:r>
-        <w:rPr>
-          <w:rFonts w:ascii="宋体" w:eastAsia="宋体" w:hAnsi="宋体"/>
-          <w:sz w:val="24"/>
-          <w:szCs w:val="24"/>
-        </w:rPr>
-        <w:t>销售额 &gt; 该城市平均销售额</w:t>
-      </w:r>
-    </w:p>
-    <w:p>
-      <w:pPr>
-        <w:numPr>
-          <w:ilvl w:val="0"/>
-          <w:numId w:val="8"/>
-        </w:numPr>
-        <w:rPr>
-          <w:rFonts w:ascii="宋体" w:eastAsia="宋体" w:hAnsi="宋体"/>
-          <w:sz w:val="24"/>
-          <w:szCs w:val="24"/>
-        </w:rPr>
-      </w:pPr>
-      <w:r>
-        <w:rPr>
-          <w:rFonts w:ascii="宋体" w:eastAsia="宋体" w:hAnsi="宋体"/>
-          <w:sz w:val="24"/>
-          <w:szCs w:val="24"/>
-        </w:rPr>
-        <w:t>销量 &gt; 该类别中位数销量</w:t>
-      </w:r>
-    </w:p>
-    <w:p>
-      <w:pPr>
-        <w:rPr>
-          <w:rFonts w:ascii="宋体" w:eastAsia="宋体" w:hAnsi="宋体"/>
-          <w:sz w:val="24"/>
-          <w:szCs w:val="24"/>
-        </w:rPr>
-      </w:pPr>
-    </w:p>
-    <w:p>
-      <w:pPr>
-        <w:rPr>
-          <w:rFonts w:ascii="宋体" w:eastAsia="宋体" w:hAnsi="宋体"/>
-          <w:sz w:val="24"/>
-          <w:szCs w:val="24"/>
-        </w:rPr>
-      </w:pPr>
-      <w:r>
-        <w:rPr>
-          <w:rFonts w:ascii="宋体" w:eastAsia="宋体" w:hAnsi="宋体"/>
-          <w:sz w:val="24"/>
-          <w:szCs w:val="24"/>
-        </w:rPr>
-        <w:t>题目 9：数据规整（</w:t>
-      </w:r>
-      <w:proofErr w:type="gramStart"/>
-      <w:r>
-        <w:rPr>
-          <w:rFonts w:ascii="宋体" w:eastAsia="宋体" w:hAnsi="宋体"/>
-          <w:sz w:val="24"/>
-          <w:szCs w:val="24"/>
-        </w:rPr>
-        <w:t>宽表</w:t>
-      </w:r>
-      <w:proofErr w:type="gramEnd"/>
-      <w:r>
-        <w:rPr>
-          <w:rFonts w:ascii="宋体" w:eastAsia="宋体" w:hAnsi="宋体"/>
-          <w:sz w:val="24"/>
-          <w:szCs w:val="24"/>
-        </w:rPr>
-        <w:t xml:space="preserve"> </w:t>
-      </w:r>
-      <w:r>
-        <w:rPr>
-          <w:rFonts w:ascii="Times New Roman" w:eastAsia="宋体" w:hAnsi="Times New Roman" w:cs="Times New Roman"/>
-          <w:sz w:val="24"/>
-          <w:szCs w:val="24"/>
-        </w:rPr>
-        <w:t>↔</w:t>
-      </w:r>
-      <w:r>
-        <w:rPr>
-          <w:rFonts w:ascii="宋体" w:eastAsia="宋体" w:hAnsi="宋体"/>
-          <w:sz w:val="24"/>
-          <w:szCs w:val="24"/>
-        </w:rPr>
-        <w:t xml:space="preserve"> </w:t>
-      </w:r>
-      <w:proofErr w:type="gramStart"/>
-      <w:r>
-        <w:rPr>
-          <w:rFonts w:ascii="宋体" w:eastAsia="宋体" w:hAnsi="宋体"/>
-          <w:sz w:val="24"/>
-          <w:szCs w:val="24"/>
-        </w:rPr>
-        <w:t>长表</w:t>
-      </w:r>
-      <w:proofErr w:type="gramEnd"/>
-      <w:r>
-        <w:rPr>
-          <w:rFonts w:ascii="宋体" w:eastAsia="宋体" w:hAnsi="宋体"/>
-          <w:sz w:val="24"/>
-          <w:szCs w:val="24"/>
-        </w:rPr>
-        <w:t xml:space="preserve"> 互转 + 合并）</w:t>
-      </w:r>
-    </w:p>
-    <w:p>
-      <w:pPr>
-        <w:rPr>
-          <w:rFonts w:ascii="宋体" w:eastAsia="宋体" w:hAnsi="宋体"/>
-          <w:sz w:val="24"/>
-          <w:szCs w:val="24"/>
-        </w:rPr>
-      </w:pPr>
-      <w:r>
-        <w:rPr>
-          <w:rFonts w:ascii="宋体" w:eastAsia="宋体" w:hAnsi="宋体"/>
-          <w:sz w:val="24"/>
-          <w:szCs w:val="24"/>
-        </w:rPr>
-        <w:t>要求：</w:t>
+        <w:t>长表（melt）</w:t>
+      </w:r>
+      <w:r>
+        <w:rPr>
+          <w:rFonts w:ascii="宋体" w:eastAsia="宋体" w:hAnsi="宋体"/>
+          <w:sz w:val="24"/>
+          <w:szCs w:val="24"/>
+        </w:rPr>
+        <w:t>。</w:t>
       </w:r>
     </w:p>
     <w:p>
@@ -1772,70 +1861,7 @@
           <w:sz w:val="24"/>
           <w:szCs w:val="24"/>
         </w:rPr>
-        <w:t>构建一个宽表：</w:t>
-      </w:r>
-    </w:p>
-    <w:p>
-      <w:pPr>
-        <w:numPr>
-          <w:ilvl w:val="1"/>
-          <w:numId w:val="9"/>
-        </w:numPr>
-        <w:rPr>
-          <w:rFonts w:ascii="宋体" w:eastAsia="宋体" w:hAnsi="宋体"/>
-          <w:sz w:val="24"/>
-          <w:szCs w:val="24"/>
-        </w:rPr>
-      </w:pPr>
-      <w:r>
-        <w:rPr>
-          <w:rFonts w:ascii="宋体" w:eastAsia="宋体" w:hAnsi="宋体"/>
-          <w:sz w:val="24"/>
-          <w:szCs w:val="24"/>
-        </w:rPr>
-        <w:t>行：省份</w:t>
-      </w:r>
-    </w:p>
-    <w:p>
-      <w:pPr>
-        <w:numPr>
-          <w:ilvl w:val="1"/>
-          <w:numId w:val="9"/>
-        </w:numPr>
-        <w:rPr>
-          <w:rFonts w:ascii="宋体" w:eastAsia="宋体" w:hAnsi="宋体"/>
-          <w:sz w:val="24"/>
-          <w:szCs w:val="24"/>
-        </w:rPr>
-      </w:pPr>
-      <w:r>
-        <w:rPr>
-          <w:rFonts w:ascii="宋体" w:eastAsia="宋体" w:hAnsi="宋体"/>
-          <w:sz w:val="24"/>
-          <w:szCs w:val="24"/>
-        </w:rPr>
-        <w:t>列：月份</w:t>
-      </w:r>
-    </w:p>
-    <w:p>
-      <w:pPr>
-        <w:numPr>
-          <w:ilvl w:val="1"/>
-          <w:numId w:val="9"/>
-        </w:numPr>
-        <w:rPr>
-          <w:rFonts w:ascii="宋体" w:eastAsia="宋体" w:hAnsi="宋体"/>
-          <w:sz w:val="24"/>
-          <w:szCs w:val="24"/>
-        </w:rPr>
-      </w:pPr>
-      <w:r>
-        <w:rPr>
-          <w:rFonts w:ascii="宋体" w:eastAsia="宋体" w:hAnsi="宋体"/>
-          <w:sz w:val="24"/>
-          <w:szCs w:val="24"/>
-        </w:rPr>
-        <w:t>值：销售额总和</w:t>
+        <w:t>再将长表与「省份总销量表」按省份合并（左连接）。</w:t>
       </w:r>
     </w:p>
     <w:p>
@@ -1850,23 +1876,136 @@
           <w:szCs w:val="24"/>
         </w:rPr>
       </w:pPr>
-      <w:proofErr w:type="gramStart"/>
-      <w:r>
-        <w:rPr>
-          <w:rFonts w:ascii="宋体" w:eastAsia="宋体" w:hAnsi="宋体"/>
-          <w:sz w:val="24"/>
-          <w:szCs w:val="24"/>
-        </w:rPr>
-        <w:t>将宽表</w:t>
-      </w:r>
-      <w:proofErr w:type="gramEnd"/>
-      <w:r>
-        <w:rPr>
-          <w:rFonts w:ascii="宋体" w:eastAsia="宋体" w:hAnsi="宋体"/>
-          <w:sz w:val="24"/>
-          <w:szCs w:val="24"/>
-        </w:rPr>
-        <w:t>转为</w:t>
+      <w:r>
+        <w:rPr>
+          <w:rFonts w:ascii="宋体" w:eastAsia="宋体" w:hAnsi="宋体"/>
+          <w:sz w:val="24"/>
+          <w:szCs w:val="24"/>
+        </w:rPr>
+        <w:t>最后计算「当月销售额占省份总销量比例」。</w:t>
+      </w:r>
+    </w:p>
+    <w:p>
+      <w:pPr>
+        <w:rPr>
+          <w:rFonts w:ascii="宋体" w:eastAsia="宋体" w:hAnsi="宋体"/>
+          <w:sz w:val="24"/>
+          <w:szCs w:val="24"/>
+        </w:rPr>
+      </w:pPr>
+    </w:p>
+    <w:p>
+      <w:pPr>
+        <w:rPr>
+          <w:rFonts w:ascii="宋体" w:eastAsia="宋体" w:hAnsi="宋体"/>
+          <w:sz w:val="24"/>
+          <w:szCs w:val="24"/>
+        </w:rPr>
+      </w:pPr>
+      <w:r>
+        <w:rPr>
+          <w:rFonts w:ascii="宋体" w:eastAsia="宋体" w:hAnsi="宋体"/>
+          <w:sz w:val="24"/>
+          <w:szCs w:val="24"/>
+        </w:rPr>
+        <w:t>题目 10：最终输出标准化文件</w:t>
+      </w:r>
+    </w:p>
+    <w:p>
+      <w:pPr>
+        <w:rPr>
+          <w:rFonts w:ascii="宋体" w:eastAsia="宋体" w:hAnsi="宋体"/>
+          <w:sz w:val="24"/>
+          <w:szCs w:val="24"/>
+        </w:rPr>
+      </w:pPr>
+      <w:r>
+        <w:rPr>
+          <w:rFonts w:ascii="宋体" w:eastAsia="宋体" w:hAnsi="宋体"/>
+          <w:sz w:val="24"/>
+          <w:szCs w:val="24"/>
+        </w:rPr>
+        <w:t>要求：</w:t>
+      </w:r>
+    </w:p>
+    <w:p>
+      <w:pPr>
+        <w:numPr>
+          <w:ilvl w:val="0"/>
+          <w:numId w:val="10"/>
+        </w:numPr>
+        <w:rPr>
+          <w:rFonts w:ascii="宋体" w:eastAsia="宋体" w:hAnsi="宋体"/>
+          <w:sz w:val="24"/>
+          <w:szCs w:val="24"/>
+        </w:rPr>
+      </w:pPr>
+      <w:r>
+        <w:rPr>
+          <w:rFonts w:ascii="宋体" w:eastAsia="宋体" w:hAnsi="宋体"/>
+          <w:sz w:val="24"/>
+          <w:szCs w:val="24"/>
+        </w:rPr>
+        <w:t>只保留以下字段：</w:t>
+      </w:r>
+    </w:p>
+    <w:p>
+      <w:pPr>
+        <w:rPr>
+          <w:rFonts w:ascii="宋体" w:eastAsia="宋体" w:hAnsi="宋体"/>
+          <w:sz w:val="24"/>
+          <w:szCs w:val="24"/>
+        </w:rPr>
+      </w:pPr>
+      <w:r>
+        <w:rPr>
+          <w:rFonts w:ascii="宋体" w:eastAsia="宋体" w:hAnsi="宋体"/>
+          <w:sz w:val="24"/>
+          <w:szCs w:val="24"/>
+        </w:rPr>
+        <w:t>省份、城市、日期、季度、商品类别、销售额、销量、客单价、销售规模、支付方式</w:t>
+      </w:r>
+    </w:p>
+    <w:p>
+      <w:pPr>
+        <w:numPr>
+          <w:ilvl w:val="0"/>
+          <w:numId w:val="10"/>
+        </w:numPr>
+        <w:rPr>
+          <w:rFonts w:ascii="宋体" w:eastAsia="宋体" w:hAnsi="宋体"/>
+          <w:sz w:val="24"/>
+          <w:szCs w:val="24"/>
+        </w:rPr>
+      </w:pPr>
+      <w:r>
+        <w:rPr>
+          <w:rFonts w:ascii="宋体" w:eastAsia="宋体" w:hAnsi="宋体"/>
+          <w:sz w:val="24"/>
+          <w:szCs w:val="24"/>
+        </w:rPr>
+        <w:t>按「日期 + 销售额」降序排序。</w:t>
+      </w:r>
+    </w:p>
+    <w:p>
+      <w:pPr>
+        <w:numPr>
+          <w:ilvl w:val="0"/>
+          <w:numId w:val="10"/>
+        </w:numPr>
+        <w:rPr>
+          <w:rFonts w:ascii="宋体" w:eastAsia="宋体" w:hAnsi="宋体"/>
+          <w:sz w:val="24"/>
+          <w:szCs w:val="24"/>
+        </w:rPr>
+      </w:pPr>
+      <w:r>
+        <w:rPr>
+          <w:rFonts w:ascii="宋体" w:eastAsia="宋体" w:hAnsi="宋体"/>
+          <w:sz w:val="24"/>
+          <w:szCs w:val="24"/>
+        </w:rPr>
+        <w:t xml:space="preserve">输出为 </w:t>
       </w:r>
       <w:r>
         <w:rPr>
@@ -1876,230 +2015,7 @@
           <w:sz w:val="24"/>
           <w:szCs w:val="24"/>
         </w:rPr>
-        <w:t>长表（melt）</w:t>
-      </w:r>
-      <w:r>
-        <w:rPr>
-          <w:rFonts w:ascii="宋体" w:eastAsia="宋体" w:hAnsi="宋体"/>
-          <w:sz w:val="24"/>
-          <w:szCs w:val="24"/>
-        </w:rPr>
-        <w:t>。</w:t>
-      </w:r>
-    </w:p>
-    <w:p>
-      <w:pPr>
-        <w:numPr>
-          <w:ilvl w:val="0"/>
-          <w:numId w:val="9"/>
-        </w:numPr>
-        <w:rPr>
-          <w:rFonts w:ascii="宋体" w:eastAsia="宋体" w:hAnsi="宋体"/>
-          <w:sz w:val="24"/>
-          <w:szCs w:val="24"/>
-        </w:rPr>
-      </w:pPr>
-      <w:r>
-        <w:rPr>
-          <w:rFonts w:ascii="宋体" w:eastAsia="宋体" w:hAnsi="宋体"/>
-          <w:sz w:val="24"/>
-          <w:szCs w:val="24"/>
-        </w:rPr>
-        <w:t>再</w:t>
-      </w:r>
-      <w:proofErr w:type="gramStart"/>
-      <w:r>
-        <w:rPr>
-          <w:rFonts w:ascii="宋体" w:eastAsia="宋体" w:hAnsi="宋体"/>
-          <w:sz w:val="24"/>
-          <w:szCs w:val="24"/>
-        </w:rPr>
-        <w:t>将长表与</w:t>
-      </w:r>
-      <w:proofErr w:type="gramEnd"/>
-      <w:r>
-        <w:rPr>
-          <w:rFonts w:ascii="宋体" w:eastAsia="宋体" w:hAnsi="宋体"/>
-          <w:sz w:val="24"/>
-          <w:szCs w:val="24"/>
-        </w:rPr>
-        <w:t>「省份总销量表」按省份合并（左连接）。</w:t>
-      </w:r>
-    </w:p>
-    <w:p>
-      <w:pPr>
-        <w:numPr>
-          <w:ilvl w:val="0"/>
-          <w:numId w:val="9"/>
-        </w:numPr>
-        <w:rPr>
-          <w:rFonts w:ascii="宋体" w:eastAsia="宋体" w:hAnsi="宋体"/>
-          <w:sz w:val="24"/>
-          <w:szCs w:val="24"/>
-        </w:rPr>
-      </w:pPr>
-      <w:r>
-        <w:rPr>
-          <w:rFonts w:ascii="宋体" w:eastAsia="宋体" w:hAnsi="宋体"/>
-          <w:sz w:val="24"/>
-          <w:szCs w:val="24"/>
-        </w:rPr>
-        <w:t>最后计算「当月销售额占省份总销量比例」。</w:t>
-      </w:r>
-    </w:p>
-    <w:p>
-      <w:pPr>
-        <w:rPr>
-          <w:rFonts w:ascii="宋体" w:eastAsia="宋体" w:hAnsi="宋体"/>
-          <w:sz w:val="24"/>
-          <w:szCs w:val="24"/>
-        </w:rPr>
-      </w:pPr>
-    </w:p>
-    <w:p>
-      <w:pPr>
-        <w:rPr>
-          <w:rFonts w:ascii="宋体" w:eastAsia="宋体" w:hAnsi="宋体"/>
-          <w:sz w:val="24"/>
-          <w:szCs w:val="24"/>
-        </w:rPr>
-      </w:pPr>
-      <w:r>
-        <w:rPr>
-          <w:rFonts w:ascii="宋体" w:eastAsia="宋体" w:hAnsi="宋体"/>
-          <w:sz w:val="24"/>
-          <w:szCs w:val="24"/>
-        </w:rPr>
-        <w:t>题目 10：最终输出标准化文件</w:t>
-      </w:r>
-    </w:p>
-    <w:p>
-      <w:pPr>
-        <w:rPr>
-          <w:rFonts w:ascii="宋体" w:eastAsia="宋体" w:hAnsi="宋体"/>
-          <w:sz w:val="24"/>
-          <w:szCs w:val="24"/>
-        </w:rPr>
-      </w:pPr>
-      <w:r>
-        <w:rPr>
-          <w:rFonts w:ascii="宋体" w:eastAsia="宋体" w:hAnsi="宋体"/>
-          <w:sz w:val="24"/>
-          <w:szCs w:val="24"/>
-        </w:rPr>
-        <w:t>要求：</w:t>
-      </w:r>
-    </w:p>
-    <w:p>
-      <w:pPr>
-        <w:numPr>
-          <w:ilvl w:val="0"/>
-          <w:numId w:val="10"/>
-        </w:numPr>
-        <w:rPr>
-          <w:rFonts w:ascii="宋体" w:eastAsia="宋体" w:hAnsi="宋体"/>
-          <w:sz w:val="24"/>
-          <w:szCs w:val="24"/>
-        </w:rPr>
-      </w:pPr>
-      <w:r>
-        <w:rPr>
-          <w:rFonts w:ascii="宋体" w:eastAsia="宋体" w:hAnsi="宋体"/>
-          <w:sz w:val="24"/>
-          <w:szCs w:val="24"/>
-        </w:rPr>
-        <w:t>只保留以下字段：</w:t>
-      </w:r>
-    </w:p>
-    <w:p>
-      <w:pPr>
-        <w:rPr>
-          <w:rFonts w:ascii="宋体" w:eastAsia="宋体" w:hAnsi="宋体"/>
-          <w:sz w:val="24"/>
-          <w:szCs w:val="24"/>
-        </w:rPr>
-      </w:pPr>
-      <w:r>
-        <w:rPr>
-          <w:rFonts w:ascii="宋体" w:eastAsia="宋体" w:hAnsi="宋体"/>
-          <w:sz w:val="24"/>
-          <w:szCs w:val="24"/>
-        </w:rPr>
-        <w:t>省份、城市、日期、季度、商品类别、销售额、销量、客单价、销售规模、支付方式</w:t>
-      </w:r>
-    </w:p>
-    <w:p>
-      <w:pPr>
-        <w:numPr>
-          <w:ilvl w:val="0"/>
-          <w:numId w:val="10"/>
-        </w:numPr>
-        <w:rPr>
-          <w:rFonts w:ascii="宋体" w:eastAsia="宋体" w:hAnsi="宋体"/>
-          <w:sz w:val="24"/>
-          <w:szCs w:val="24"/>
-        </w:rPr>
-      </w:pPr>
-      <w:r>
-        <w:rPr>
-          <w:rFonts w:ascii="宋体" w:eastAsia="宋体" w:hAnsi="宋体"/>
-          <w:sz w:val="24"/>
-          <w:szCs w:val="24"/>
-        </w:rPr>
-        <w:t>按「日期 + 销售额」降序排序。</w:t>
-      </w:r>
-    </w:p>
-    <w:p>
-      <w:pPr>
-        <w:numPr>
-          <w:ilvl w:val="0"/>
-          <w:numId w:val="10"/>
-        </w:numPr>
-        <w:rPr>
-          <w:rFonts w:ascii="宋体" w:eastAsia="宋体" w:hAnsi="宋体"/>
-          <w:sz w:val="24"/>
-          <w:szCs w:val="24"/>
-        </w:rPr>
-      </w:pPr>
-      <w:r>
-        <w:rPr>
-          <w:rFonts w:ascii="宋体" w:eastAsia="宋体" w:hAnsi="宋体"/>
-          <w:sz w:val="24"/>
-          <w:szCs w:val="24"/>
-        </w:rPr>
-        <w:t xml:space="preserve">输出为 </w:t>
-      </w:r>
-      <w:r>
-        <w:rPr>
-          <w:rFonts w:ascii="宋体" w:eastAsia="宋体" w:hAnsi="宋体"/>
-          <w:b/>
-          <w:bCs/>
-          <w:sz w:val="24"/>
-          <w:szCs w:val="24"/>
-        </w:rPr>
-        <w:t>清洗完成版_</w:t>
-      </w:r>
-      <w:proofErr w:type="gramStart"/>
-      <w:r>
-        <w:rPr>
-          <w:rFonts w:ascii="宋体" w:eastAsia="宋体" w:hAnsi="宋体"/>
-          <w:b/>
-          <w:bCs/>
-          <w:sz w:val="24"/>
-          <w:szCs w:val="24"/>
-        </w:rPr>
-        <w:t>最终版</w:t>
-      </w:r>
-      <w:proofErr w:type="gramEnd"/>
-      <w:r>
-        <w:rPr>
-          <w:rFonts w:ascii="宋体" w:eastAsia="宋体" w:hAnsi="宋体"/>
-          <w:b/>
-          <w:bCs/>
-          <w:sz w:val="24"/>
-          <w:szCs w:val="24"/>
-        </w:rPr>
-        <w:t>.xlsx</w:t>
+        <w:t>清洗完成版_最终版.xlsx</w:t>
       </w:r>
     </w:p>
     <w:p>
@@ -2141,6 +2057,7 @@
           <w:sz w:val="24"/>
           <w:szCs w:val="24"/>
         </w:rPr>
+        <w:lastRenderedPageBreak/>
         <w:t>编码 utf-8</w:t>
       </w:r>
     </w:p>
@@ -2151,7 +2068,7 @@
           <w:numId w:val="10"/>
         </w:numPr>
         <w:rPr>
-          <w:rFonts w:ascii="宋体" w:eastAsia="宋体" w:hAnsi="宋体" w:hint="eastAsia"/>
+          <w:rFonts w:ascii="宋体" w:eastAsia="宋体" w:hAnsi="宋体"/>
           <w:sz w:val="24"/>
           <w:szCs w:val="24"/>
         </w:rPr>
@@ -2179,11 +2096,6 @@
 <w:endnotes xmlns:wpc="http://schemas.microsoft.com/office/word/2010/wordprocessingCanvas" xmlns:cx="http://schemas.microsoft.com/office/drawing/2014/chartex" xmlns:cx1="http://schemas.microsoft.com/office/drawing/2015/9/8/chartex" xmlns:cx2="http://schemas.microsoft.com/office/drawing/2015/10/21/chartex" xmlns:cx3="http://schemas.microsoft.com/office/drawing/2016/5/9/chartex" xmlns:cx4="http://schemas.microsoft.com/office/drawing/2016/5/10/chartex" xmlns:cx5="http://schemas.microsoft.com/office/drawing/2016/5/11/chartex" xmlns:cx6="http://schemas.microsoft.com/office/drawing/2016/5/12/chartex" xmlns:cx7="http://schemas.microsoft.com/office/drawing/2016/5/13/chartex" xmlns:cx8="http://schemas.microsoft.com/office/drawing/2016/5/14/chartex" xmlns:mc="http://schemas.openxmlformats.org/markup-compatibility/2006" xmlns:aink="http://schemas.microsoft.com/office/drawing/2016/ink" xmlns:am3d="http://schemas.microsoft.com/office/drawing/2017/model3d" xmlns:o="urn:schemas-microsoft-com:office:office" xmlns:oel="http://schemas.microsoft.com/office/2019/extlst" xmlns:r="http://schemas.openxmlformats.org/officeDocument/2006/relationships" xmlns:m="http://schemas.openxmlformats.org/officeDocument/2006/math" xmlns:v="urn:schemas-microsoft-com:vml" xmlns:wp14="http://schemas.microsoft.com/office/word/2010/wordprocessingDrawing" xmlns:wp="http://schemas.openxmlformats.org/drawingml/2006/wordprocessingDrawing" xmlns:w10="urn:schemas-microsoft-com:office:word" xmlns:w="http://schemas.openxmlformats.org/wordprocessingml/2006/main" xmlns:w14="http://schemas.microsoft.com/office/word/2010/wordml" xmlns:w15="http://schemas.microsoft.com/office/word/2012/wordml" xmlns:w16cex="http://schemas.microsoft.com/office/word/2018/wordml/cex" xmlns:w16cid="http://schemas.microsoft.com/office/word/2016/wordml/cid" xmlns:w16="http://schemas.microsoft.com/office/word/2018/wordml" xmlns:w16du="http://schemas.microsoft.com/office/word/2023/wordml/word16du" xmlns:w16sdtdh="http://schemas.microsoft.com/office/word/2020/wordml/sdtdatahash" xmlns:w16sdtfl="http://schemas.microsoft.com/office/word/2024/wordml/sdtformatlock" xmlns:w16se="http://schemas.microsoft.com/office/word/2015/wordml/symex" xmlns:wpg="http://schemas.microsoft.com/office/word/2010/wordprocessingGroup" xmlns:wpi="http://schemas.microsoft.com/office/word/2010/wordprocessingInk" xmlns:wne="http://schemas.microsoft.com/office/word/2006/wordml" xmlns:wps="http://schemas.microsoft.com/office/word/2010/wordprocessingShape" mc:Ignorable="w14 w15 w16se w16cid w16 w16cex w16sdtdh w16sdtfl w16du wp14">
   <w:endnote w:type="separator" w:id="-1">
     <w:p>
-      <w:pPr>
-        <w:rPr>
-          <w:rFonts w:hint="eastAsia"/>
-        </w:rPr>
-      </w:pPr>
       <w:r>
         <w:separator/>
       </w:r>
@@ -2191,11 +2103,6 @@
   </w:endnote>
   <w:endnote w:type="continuationSeparator" w:id="0">
     <w:p>
-      <w:pPr>
-        <w:rPr>
-          <w:rFonts w:hint="eastAsia"/>
-        </w:rPr>
-      </w:pPr>
       <w:r>
         <w:continuationSeparator/>
       </w:r>
@@ -2208,11 +2115,6 @@
 <w:footnotes xmlns:wpc="http://schemas.microsoft.com/office/word/2010/wordprocessingCanvas" xmlns:cx="http://schemas.microsoft.com/office/drawing/2014/chartex" xmlns:cx1="http://schemas.microsoft.com/office/drawing/2015/9/8/chartex" xmlns:cx2="http://schemas.microsoft.com/office/drawing/2015/10/21/chartex" xmlns:cx3="http://schemas.microsoft.com/office/drawing/2016/5/9/chartex" xmlns:cx4="http://schemas.microsoft.com/office/drawing/2016/5/10/chartex" xmlns:cx5="http://schemas.microsoft.com/office/drawing/2016/5/11/chartex" xmlns:cx6="http://schemas.microsoft.com/office/drawing/2016/5/12/chartex" xmlns:cx7="http://schemas.microsoft.com/office/drawing/2016/5/13/chartex" xmlns:cx8="http://schemas.microsoft.com/office/drawing/2016/5/14/chartex" xmlns:mc="http://schemas.openxmlformats.org/markup-compatibility/2006" xmlns:aink="http://schemas.microsoft.com/office/drawing/2016/ink" xmlns:am3d="http://schemas.microsoft.com/office/drawing/2017/model3d" xmlns:o="urn:schemas-microsoft-com:office:office" xmlns:oel="http://schemas.microsoft.com/office/2019/extlst" xmlns:r="http://schemas.openxmlformats.org/officeDocument/2006/relationships" xmlns:m="http://schemas.openxmlformats.org/officeDocument/2006/math" xmlns:v="urn:schemas-microsoft-com:vml" xmlns:wp14="http://schemas.microsoft.com/office/word/2010/wordprocessingDrawing" xmlns:wp="http://schemas.openxmlformats.org/drawingml/2006/wordprocessingDrawing" xmlns:w10="urn:schemas-microsoft-com:office:word" xmlns:w="http://schemas.openxmlformats.org/wordprocessingml/2006/main" xmlns:w14="http://schemas.microsoft.com/office/word/2010/wordml" xmlns:w15="http://schemas.microsoft.com/office/word/2012/wordml" xmlns:w16cex="http://schemas.microsoft.com/office/word/2018/wordml/cex" xmlns:w16cid="http://schemas.microsoft.com/office/word/2016/wordml/cid" xmlns:w16="http://schemas.microsoft.com/office/word/2018/wordml" xmlns:w16du="http://schemas.microsoft.com/office/word/2023/wordml/word16du" xmlns:w16sdtdh="http://schemas.microsoft.com/office/word/2020/wordml/sdtdatahash" xmlns:w16sdtfl="http://schemas.microsoft.com/office/word/2024/wordml/sdtformatlock" xmlns:w16se="http://schemas.microsoft.com/office/word/2015/wordml/symex" xmlns:wpg="http://schemas.microsoft.com/office/word/2010/wordprocessingGroup" xmlns:wpi="http://schemas.microsoft.com/office/word/2010/wordprocessingInk" xmlns:wne="http://schemas.microsoft.com/office/word/2006/wordml" xmlns:wps="http://schemas.microsoft.com/office/word/2010/wordprocessingShape" mc:Ignorable="w14 w15 w16se w16cid w16 w16cex w16sdtdh w16sdtfl w16du wp14">
   <w:footnote w:type="separator" w:id="-1">
     <w:p>
-      <w:pPr>
-        <w:rPr>
-          <w:rFonts w:hint="eastAsia"/>
-        </w:rPr>
-      </w:pPr>
       <w:r>
         <w:separator/>
       </w:r>
@@ -2220,11 +2122,6 @@
   </w:footnote>
   <w:footnote w:type="continuationSeparator" w:id="0">
     <w:p>
-      <w:pPr>
-        <w:rPr>
-          <w:rFonts w:hint="eastAsia"/>
-        </w:rPr>
-      </w:pPr>
       <w:r>
         <w:continuationSeparator/>
       </w:r>
@@ -2941,7 +2838,7 @@
         <w:ind w:left="720" w:hanging="360"/>
       </w:pPr>
     </w:lvl>
-    <w:lvl w:ilvl="1" w:tentative="1">
+    <w:lvl w:ilvl="1">
       <w:start w:val="1"/>
       <w:numFmt w:val="decimal"/>
       <w:lvlText w:val="%2."/>
@@ -4020,6 +3917,7 @@
   <w:style w:type="character" w:default="1" w:styleId="a0">
     <w:name w:val="Default Paragraph Font"/>
     <w:uiPriority w:val="1"/>
+    <w:semiHidden/>
     <w:unhideWhenUsed/>
   </w:style>
   <w:style w:type="table" w:default="1" w:styleId="a1">
